--- a/docs/report/Отчет_ЛР1_Минязов.docx
+++ b/docs/report/Отчет_ЛР1_Минязов.docx
@@ -49,6 +49,12 @@
       <w:pPr>
         <w:jc w:val="center"/>
       </w:pPr>
+      <w:r>
+        <w:rPr>
+          <w:lang w:val="ru-RU"/>
+        </w:rPr>
+        <w:t>п</w:t>
+      </w:r>
       <w:r>
         <w:t>о лабораторной работе № 1</w:t>
       </w:r>
@@ -111,12 +117,6 @@
         <w:gridCol w:w="2835"/>
       </w:tblGrid>
       <w:tr>
-        <w:tblPrEx>
-          <w:tblCellMar>
-            <w:top w:w="0" w:type="dxa"/>
-            <w:bottom w:w="0" w:type="dxa"/>
-          </w:tblCellMar>
-        </w:tblPrEx>
         <w:tc>
           <w:tcPr>
             <w:tcW w:w="3969" w:type="dxa"/>
@@ -163,12 +163,6 @@
         </w:tc>
       </w:tr>
       <w:tr>
-        <w:tblPrEx>
-          <w:tblCellMar>
-            <w:top w:w="0" w:type="dxa"/>
-            <w:bottom w:w="0" w:type="dxa"/>
-          </w:tblCellMar>
-        </w:tblPrEx>
         <w:tc>
           <w:tcPr>
             <w:tcW w:w="3969" w:type="dxa"/>
@@ -181,7 +175,13 @@
           </w:tcPr>
           <w:p>
             <w:r>
-              <w:t>студент гр. ______________</w:t>
+              <w:t xml:space="preserve">студент гр. </w:t>
+            </w:r>
+            <w:r>
+              <w:rPr>
+                <w:lang w:val="ru-RU"/>
+              </w:rPr>
+              <w:t>5130902/40202</w:t>
             </w:r>
           </w:p>
         </w:tc>
@@ -222,12 +222,6 @@
         </w:tc>
       </w:tr>
       <w:tr>
-        <w:tblPrEx>
-          <w:tblCellMar>
-            <w:top w:w="0" w:type="dxa"/>
-            <w:bottom w:w="0" w:type="dxa"/>
-          </w:tblCellMar>
-        </w:tblPrEx>
         <w:tc>
           <w:tcPr>
             <w:tcW w:w="3969" w:type="dxa"/>
@@ -270,12 +264,6 @@
         </w:tc>
       </w:tr>
       <w:tr>
-        <w:tblPrEx>
-          <w:tblCellMar>
-            <w:top w:w="0" w:type="dxa"/>
-            <w:bottom w:w="0" w:type="dxa"/>
-          </w:tblCellMar>
-        </w:tblPrEx>
         <w:tc>
           <w:tcPr>
             <w:tcW w:w="3969" w:type="dxa"/>
@@ -322,12 +310,6 @@
         </w:tc>
       </w:tr>
       <w:tr>
-        <w:tblPrEx>
-          <w:tblCellMar>
-            <w:top w:w="0" w:type="dxa"/>
-            <w:bottom w:w="0" w:type="dxa"/>
-          </w:tblCellMar>
-        </w:tblPrEx>
         <w:tc>
           <w:tcPr>
             <w:tcW w:w="3969" w:type="dxa"/>
@@ -431,7 +413,6 @@
         <w:alias w:val="Содержание"/>
         <w:id w:val="-2103482736"/>
       </w:sdtPr>
-      <w:sdtEndPr/>
       <w:sdtContent>
         <w:p>
           <w:pPr>
@@ -2888,12 +2869,6 @@
         <w:gridCol w:w="1871"/>
       </w:tblGrid>
       <w:tr>
-        <w:tblPrEx>
-          <w:tblCellMar>
-            <w:top w:w="0" w:type="dxa"/>
-            <w:bottom w:w="0" w:type="dxa"/>
-          </w:tblCellMar>
-        </w:tblPrEx>
         <w:trPr>
           <w:tblHeader/>
         </w:trPr>
@@ -3035,12 +3010,6 @@
         </w:tc>
       </w:tr>
       <w:tr>
-        <w:tblPrEx>
-          <w:tblCellMar>
-            <w:top w:w="0" w:type="dxa"/>
-            <w:bottom w:w="0" w:type="dxa"/>
-          </w:tblCellMar>
-        </w:tblPrEx>
         <w:trPr>
           <w:cantSplit/>
         </w:trPr>
@@ -3166,12 +3135,6 @@
         </w:tc>
       </w:tr>
       <w:tr>
-        <w:tblPrEx>
-          <w:tblCellMar>
-            <w:top w:w="0" w:type="dxa"/>
-            <w:bottom w:w="0" w:type="dxa"/>
-          </w:tblCellMar>
-        </w:tblPrEx>
         <w:trPr>
           <w:cantSplit/>
         </w:trPr>
@@ -3297,12 +3260,6 @@
         </w:tc>
       </w:tr>
       <w:tr>
-        <w:tblPrEx>
-          <w:tblCellMar>
-            <w:top w:w="0" w:type="dxa"/>
-            <w:bottom w:w="0" w:type="dxa"/>
-          </w:tblCellMar>
-        </w:tblPrEx>
         <w:trPr>
           <w:cantSplit/>
         </w:trPr>
@@ -3428,12 +3385,6 @@
         </w:tc>
       </w:tr>
       <w:tr>
-        <w:tblPrEx>
-          <w:tblCellMar>
-            <w:top w:w="0" w:type="dxa"/>
-            <w:bottom w:w="0" w:type="dxa"/>
-          </w:tblCellMar>
-        </w:tblPrEx>
         <w:trPr>
           <w:cantSplit/>
         </w:trPr>
@@ -3559,12 +3510,6 @@
         </w:tc>
       </w:tr>
       <w:tr>
-        <w:tblPrEx>
-          <w:tblCellMar>
-            <w:top w:w="0" w:type="dxa"/>
-            <w:bottom w:w="0" w:type="dxa"/>
-          </w:tblCellMar>
-        </w:tblPrEx>
         <w:trPr>
           <w:cantSplit/>
         </w:trPr>
@@ -3748,12 +3693,6 @@
         <w:gridCol w:w="2835"/>
       </w:tblGrid>
       <w:tr>
-        <w:tblPrEx>
-          <w:tblCellMar>
-            <w:top w:w="0" w:type="dxa"/>
-            <w:bottom w:w="0" w:type="dxa"/>
-          </w:tblCellMar>
-        </w:tblPrEx>
         <w:trPr>
           <w:tblHeader/>
         </w:trPr>
@@ -3827,12 +3766,6 @@
         </w:tc>
       </w:tr>
       <w:tr>
-        <w:tblPrEx>
-          <w:tblCellMar>
-            <w:top w:w="0" w:type="dxa"/>
-            <w:bottom w:w="0" w:type="dxa"/>
-          </w:tblCellMar>
-        </w:tblPrEx>
         <w:trPr>
           <w:cantSplit/>
         </w:trPr>
@@ -3898,12 +3831,6 @@
         </w:tc>
       </w:tr>
       <w:tr>
-        <w:tblPrEx>
-          <w:tblCellMar>
-            <w:top w:w="0" w:type="dxa"/>
-            <w:bottom w:w="0" w:type="dxa"/>
-          </w:tblCellMar>
-        </w:tblPrEx>
         <w:trPr>
           <w:cantSplit/>
         </w:trPr>
@@ -3970,12 +3897,6 @@
         </w:tc>
       </w:tr>
       <w:tr>
-        <w:tblPrEx>
-          <w:tblCellMar>
-            <w:top w:w="0" w:type="dxa"/>
-            <w:bottom w:w="0" w:type="dxa"/>
-          </w:tblCellMar>
-        </w:tblPrEx>
         <w:trPr>
           <w:cantSplit/>
         </w:trPr>
@@ -4041,12 +3962,6 @@
         </w:tc>
       </w:tr>
       <w:tr>
-        <w:tblPrEx>
-          <w:tblCellMar>
-            <w:top w:w="0" w:type="dxa"/>
-            <w:bottom w:w="0" w:type="dxa"/>
-          </w:tblCellMar>
-        </w:tblPrEx>
         <w:trPr>
           <w:cantSplit/>
         </w:trPr>
@@ -4121,6 +4036,9 @@
       <w:pPr>
         <w:ind w:firstLine="709"/>
         <w:jc w:val="both"/>
+        <w:rPr>
+          <w:lang w:val="ru-RU"/>
+        </w:rPr>
       </w:pPr>
       <w:r>
         <w:t>Вывод: опасна не только «трудная», но и слишком «лёгкая» жизнь — избыток пищи усиливает колебания численности и приводит к вымиранию.</w:t>
@@ -4145,9 +4063,18 @@
       <w:pPr>
         <w:ind w:firstLine="709"/>
         <w:jc w:val="both"/>
-      </w:pPr>
-      <w:r>
-        <w:t>Система описана пятью видами UML-диаграмм: прецедентов, деятельности, классов, последовательности и компонентов. Диаграммы построены в PlantUML; их исходные тексты хранятся в каталоге docs/uml проекта.</w:t>
+        <w:rPr>
+          <w:lang w:val="ru-RU"/>
+        </w:rPr>
+      </w:pPr>
+      <w:r>
+        <w:t>Система описана пятью видами UML-диаграмм: прецедентов, деятельности, классов, последовательности и компонентов. Диаграммы построены в PlantUML</w:t>
+      </w:r>
+      <w:r>
+        <w:rPr>
+          <w:lang w:val="ru-RU"/>
+        </w:rPr>
+        <w:t>.</w:t>
       </w:r>
     </w:p>
     <w:p>
@@ -4470,10 +4397,7 @@
         <w:jc w:val="both"/>
       </w:pPr>
       <w:r>
-        <w:t xml:space="preserve">Классы модели показаны на рисунке 5. Абстрактный класс Agent хранит общие для всех агентов данные (позицию, энергию, признак жизни) и общие действия (изменение энергии, гибель, размножение делением), а метод хода act() и способ создания потомка объявляет абстрактными. От него наследуются растение Plant и абстрактное животное Animal, которое добавляет зрение 5×5, перемещение, поедание и расход энергии. Травоядное Herbivore и хищник Predator реализуют только собственную логику и определение пищи. Класс World </w:t>
-      </w:r>
-      <w:r>
-        <w:t>реализует интерфейс ReadOnlyWorld, через который интерфейс пользователя получает поле только для чтения. Параметры собраны в неизменяемой записи Settings, которая проверяет свои значения при создании.</w:t>
+        <w:t>Классы модели показаны на рисунке 5. Абстрактный класс Agent хранит общие для всех агентов данные (позицию, энергию, признак жизни) и общие действия (изменение энергии, гибель, размножение делением), а метод хода act() и способ создания потомка объявляет абстрактными. От него наследуются растение Plant и абстрактное животное Animal, которое добавляет зрение 5×5, перемещение, поедание и расход энергии. Травоядное Herbivore и хищник Predator реализуют только собственную логику и определение пищи. Класс World реализует интерфейс ReadOnlyWorld, через который интерфейс пользователя получает поле только для чтения. Параметры собраны в неизменяемой записи Settings, которая проверяет свои значения при создании.</w:t>
       </w:r>
     </w:p>
     <w:p>
@@ -4948,12 +4872,6 @@
         <w:gridCol w:w="6974"/>
       </w:tblGrid>
       <w:tr>
-        <w:tblPrEx>
-          <w:tblCellMar>
-            <w:top w:w="0" w:type="dxa"/>
-            <w:bottom w:w="0" w:type="dxa"/>
-          </w:tblCellMar>
-        </w:tblPrEx>
         <w:trPr>
           <w:tblHeader/>
         </w:trPr>
@@ -5027,12 +4945,6 @@
         </w:tc>
       </w:tr>
       <w:tr>
-        <w:tblPrEx>
-          <w:tblCellMar>
-            <w:top w:w="0" w:type="dxa"/>
-            <w:bottom w:w="0" w:type="dxa"/>
-          </w:tblCellMar>
-        </w:tblPrEx>
         <w:trPr>
           <w:cantSplit/>
         </w:trPr>
@@ -5098,12 +5010,6 @@
         </w:tc>
       </w:tr>
       <w:tr>
-        <w:tblPrEx>
-          <w:tblCellMar>
-            <w:top w:w="0" w:type="dxa"/>
-            <w:bottom w:w="0" w:type="dxa"/>
-          </w:tblCellMar>
-        </w:tblPrEx>
         <w:trPr>
           <w:cantSplit/>
         </w:trPr>
@@ -5169,12 +5075,6 @@
         </w:tc>
       </w:tr>
       <w:tr>
-        <w:tblPrEx>
-          <w:tblCellMar>
-            <w:top w:w="0" w:type="dxa"/>
-            <w:bottom w:w="0" w:type="dxa"/>
-          </w:tblCellMar>
-        </w:tblPrEx>
         <w:trPr>
           <w:cantSplit/>
         </w:trPr>
@@ -5240,12 +5140,6 @@
         </w:tc>
       </w:tr>
       <w:tr>
-        <w:tblPrEx>
-          <w:tblCellMar>
-            <w:top w:w="0" w:type="dxa"/>
-            <w:bottom w:w="0" w:type="dxa"/>
-          </w:tblCellMar>
-        </w:tblPrEx>
         <w:trPr>
           <w:cantSplit/>
         </w:trPr>
@@ -5311,12 +5205,6 @@
         </w:tc>
       </w:tr>
       <w:tr>
-        <w:tblPrEx>
-          <w:tblCellMar>
-            <w:top w:w="0" w:type="dxa"/>
-            <w:bottom w:w="0" w:type="dxa"/>
-          </w:tblCellMar>
-        </w:tblPrEx>
         <w:trPr>
           <w:cantSplit/>
         </w:trPr>
@@ -5382,12 +5270,6 @@
         </w:tc>
       </w:tr>
       <w:tr>
-        <w:tblPrEx>
-          <w:tblCellMar>
-            <w:top w:w="0" w:type="dxa"/>
-            <w:bottom w:w="0" w:type="dxa"/>
-          </w:tblCellMar>
-        </w:tblPrEx>
         <w:trPr>
           <w:cantSplit/>
         </w:trPr>
@@ -5506,12 +5388,6 @@
         <w:gridCol w:w="7371"/>
       </w:tblGrid>
       <w:tr>
-        <w:tblPrEx>
-          <w:tblCellMar>
-            <w:top w:w="0" w:type="dxa"/>
-            <w:bottom w:w="0" w:type="dxa"/>
-          </w:tblCellMar>
-        </w:tblPrEx>
         <w:trPr>
           <w:tblHeader/>
         </w:trPr>
@@ -5585,12 +5461,6 @@
         </w:tc>
       </w:tr>
       <w:tr>
-        <w:tblPrEx>
-          <w:tblCellMar>
-            <w:top w:w="0" w:type="dxa"/>
-            <w:bottom w:w="0" w:type="dxa"/>
-          </w:tblCellMar>
-        </w:tblPrEx>
         <w:trPr>
           <w:cantSplit/>
         </w:trPr>
@@ -5656,12 +5526,6 @@
         </w:tc>
       </w:tr>
       <w:tr>
-        <w:tblPrEx>
-          <w:tblCellMar>
-            <w:top w:w="0" w:type="dxa"/>
-            <w:bottom w:w="0" w:type="dxa"/>
-          </w:tblCellMar>
-        </w:tblPrEx>
         <w:trPr>
           <w:cantSplit/>
         </w:trPr>
@@ -5727,12 +5591,6 @@
         </w:tc>
       </w:tr>
       <w:tr>
-        <w:tblPrEx>
-          <w:tblCellMar>
-            <w:top w:w="0" w:type="dxa"/>
-            <w:bottom w:w="0" w:type="dxa"/>
-          </w:tblCellMar>
-        </w:tblPrEx>
         <w:trPr>
           <w:cantSplit/>
         </w:trPr>
@@ -5798,12 +5656,6 @@
         </w:tc>
       </w:tr>
       <w:tr>
-        <w:tblPrEx>
-          <w:tblCellMar>
-            <w:top w:w="0" w:type="dxa"/>
-            <w:bottom w:w="0" w:type="dxa"/>
-          </w:tblCellMar>
-        </w:tblPrEx>
         <w:trPr>
           <w:cantSplit/>
         </w:trPr>
@@ -5894,10 +5746,7 @@
         <w:jc w:val="both"/>
       </w:pPr>
       <w:r>
-        <w:t>Консольная версия выводит поле символами (P — растение, T — травоядное, X — хищник, «.» — пустая клетка) и строку со счётчиками, после чего читает команды пользователя (таблица 5). Любой некорректный ввод (буквы, дробные и отрицательные числа, слишком большие числа, управляющие символы) не приводит к аварийному завершению: программа выводит понятное сообщение и продолжает работу. При выполнении долгой команды раз в секунду печатается прогресс; если на поле не осталось агентов, шаги прекращаются с сообщением</w:t>
-      </w:r>
-      <w:r>
-        <w:t xml:space="preserve"> «Жизнь прекратилась».</w:t>
+        <w:t>Консольная версия выводит поле символами (P — растение, T — травоядное, X — хищник, «.» — пустая клетка) и строку со счётчиками, после чего читает команды пользователя (таблица 5). Любой некорректный ввод (буквы, дробные и отрицательные числа, слишком большие числа, управляющие символы) не приводит к аварийному завершению: программа выводит понятное сообщение и продолжает работу. При выполнении долгой команды раз в секунду печатается прогресс; если на поле не осталось агентов, шаги прекращаются с сообщением «Жизнь прекратилась».</w:t>
       </w:r>
     </w:p>
     <w:p>
@@ -5935,12 +5784,6 @@
         <w:gridCol w:w="6237"/>
       </w:tblGrid>
       <w:tr>
-        <w:tblPrEx>
-          <w:tblCellMar>
-            <w:top w:w="0" w:type="dxa"/>
-            <w:bottom w:w="0" w:type="dxa"/>
-          </w:tblCellMar>
-        </w:tblPrEx>
         <w:trPr>
           <w:tblHeader/>
         </w:trPr>
@@ -6014,12 +5857,6 @@
         </w:tc>
       </w:tr>
       <w:tr>
-        <w:tblPrEx>
-          <w:tblCellMar>
-            <w:top w:w="0" w:type="dxa"/>
-            <w:bottom w:w="0" w:type="dxa"/>
-          </w:tblCellMar>
-        </w:tblPrEx>
         <w:trPr>
           <w:cantSplit/>
         </w:trPr>
@@ -6085,12 +5922,6 @@
         </w:tc>
       </w:tr>
       <w:tr>
-        <w:tblPrEx>
-          <w:tblCellMar>
-            <w:top w:w="0" w:type="dxa"/>
-            <w:bottom w:w="0" w:type="dxa"/>
-          </w:tblCellMar>
-        </w:tblPrEx>
         <w:trPr>
           <w:cantSplit/>
         </w:trPr>
@@ -6156,12 +5987,6 @@
         </w:tc>
       </w:tr>
       <w:tr>
-        <w:tblPrEx>
-          <w:tblCellMar>
-            <w:top w:w="0" w:type="dxa"/>
-            <w:bottom w:w="0" w:type="dxa"/>
-          </w:tblCellMar>
-        </w:tblPrEx>
         <w:trPr>
           <w:cantSplit/>
         </w:trPr>
@@ -6227,12 +6052,6 @@
         </w:tc>
       </w:tr>
       <w:tr>
-        <w:tblPrEx>
-          <w:tblCellMar>
-            <w:top w:w="0" w:type="dxa"/>
-            <w:bottom w:w="0" w:type="dxa"/>
-          </w:tblCellMar>
-        </w:tblPrEx>
         <w:trPr>
           <w:cantSplit/>
         </w:trPr>
@@ -6349,744 +6168,18 @@
     </w:p>
     <w:p>
       <w:pPr>
-        <w:pStyle w:val="Heading2"/>
-        <w:keepNext/>
-        <w:spacing w:before="240" w:after="120"/>
-        <w:ind w:firstLine="709"/>
-      </w:pPr>
-      <w:bookmarkStart w:id="22" w:name="_Toc240530651"/>
-      <w:r>
-        <w:t>4.6 Тестирование</w:t>
-      </w:r>
-      <w:bookmarkEnd w:id="22"/>
-    </w:p>
-    <w:p>
-      <w:pPr>
-        <w:ind w:firstLine="709"/>
-        <w:jc w:val="both"/>
-      </w:pPr>
-      <w:r>
-        <w:t>Программа покрыта 417 автоматическими тестами JUnit, которые запускаются в случайном порядке (таблица 6). Тесты написаны до реализации соответствующего кода; для каждой проверки «действие выполнено» есть зеркальная проверка «лишнего не сделано». Логика кнопок проверена без открытия окна: время передаётся контроллеру вручную.</w:t>
-      </w:r>
-    </w:p>
-    <w:p>
-      <w:pPr>
-        <w:keepNext/>
-        <w:spacing w:before="200" w:after="60"/>
-      </w:pPr>
-      <w:r>
-        <w:rPr>
-          <w:sz w:val="24"/>
-          <w:szCs w:val="24"/>
-        </w:rPr>
-        <w:t>Таблица 6 — Автоматические тесты</w:t>
-      </w:r>
-    </w:p>
-    <w:tbl>
-      <w:tblPr>
-        <w:tblW w:w="9356" w:type="dxa"/>
-        <w:tblBorders>
-          <w:top w:val="single" w:sz="4" w:space="0" w:color="auto"/>
-          <w:left w:val="single" w:sz="4" w:space="0" w:color="auto"/>
-          <w:bottom w:val="single" w:sz="4" w:space="0" w:color="auto"/>
-          <w:right w:val="single" w:sz="4" w:space="0" w:color="auto"/>
-          <w:insideH w:val="single" w:sz="4" w:space="0" w:color="auto"/>
-          <w:insideV w:val="single" w:sz="4" w:space="0" w:color="auto"/>
-        </w:tblBorders>
-        <w:tblCellMar>
-          <w:left w:w="10" w:type="dxa"/>
-          <w:right w:w="10" w:type="dxa"/>
-        </w:tblCellMar>
-        <w:tblLook w:val="0000" w:firstRow="0" w:lastRow="0" w:firstColumn="0" w:lastColumn="0" w:noHBand="0" w:noVBand="0"/>
-      </w:tblPr>
-      <w:tblGrid>
-        <w:gridCol w:w="7938"/>
-        <w:gridCol w:w="1418"/>
-      </w:tblGrid>
-      <w:tr>
-        <w:tblPrEx>
-          <w:tblCellMar>
-            <w:top w:w="0" w:type="dxa"/>
-            <w:bottom w:w="0" w:type="dxa"/>
-          </w:tblCellMar>
-        </w:tblPrEx>
-        <w:trPr>
-          <w:tblHeader/>
-        </w:trPr>
-        <w:tc>
-          <w:tcPr>
-            <w:tcW w:w="7938" w:type="dxa"/>
-            <w:tcBorders>
-              <w:top w:val="single" w:sz="4" w:space="0" w:color="000000"/>
-              <w:left w:val="single" w:sz="4" w:space="0" w:color="000000"/>
-              <w:bottom w:val="single" w:sz="4" w:space="0" w:color="000000"/>
-              <w:right w:val="single" w:sz="4" w:space="0" w:color="000000"/>
-            </w:tcBorders>
-            <w:shd w:val="clear" w:color="auto" w:fill="E7E6E6"/>
-            <w:tcMar>
-              <w:top w:w="40" w:type="dxa"/>
-              <w:left w:w="90" w:type="dxa"/>
-              <w:bottom w:w="40" w:type="dxa"/>
-              <w:right w:w="90" w:type="dxa"/>
-            </w:tcMar>
-            <w:vAlign w:val="center"/>
-          </w:tcPr>
-          <w:p>
-            <w:pPr>
-              <w:spacing w:line="240" w:lineRule="auto"/>
-              <w:jc w:val="center"/>
-            </w:pPr>
-            <w:r>
-              <w:rPr>
-                <w:b/>
-                <w:bCs/>
-                <w:sz w:val="24"/>
-                <w:szCs w:val="24"/>
-              </w:rPr>
-              <w:t>Что проверяется</w:t>
-            </w:r>
-          </w:p>
-        </w:tc>
-        <w:tc>
-          <w:tcPr>
-            <w:tcW w:w="1418" w:type="dxa"/>
-            <w:tcBorders>
-              <w:top w:val="single" w:sz="4" w:space="0" w:color="000000"/>
-              <w:left w:val="single" w:sz="4" w:space="0" w:color="000000"/>
-              <w:bottom w:val="single" w:sz="4" w:space="0" w:color="000000"/>
-              <w:right w:val="single" w:sz="4" w:space="0" w:color="000000"/>
-            </w:tcBorders>
-            <w:shd w:val="clear" w:color="auto" w:fill="E7E6E6"/>
-            <w:tcMar>
-              <w:top w:w="40" w:type="dxa"/>
-              <w:left w:w="90" w:type="dxa"/>
-              <w:bottom w:w="40" w:type="dxa"/>
-              <w:right w:w="90" w:type="dxa"/>
-            </w:tcMar>
-            <w:vAlign w:val="center"/>
-          </w:tcPr>
-          <w:p>
-            <w:pPr>
-              <w:spacing w:line="240" w:lineRule="auto"/>
-              <w:jc w:val="center"/>
-            </w:pPr>
-            <w:r>
-              <w:rPr>
-                <w:b/>
-                <w:bCs/>
-                <w:sz w:val="24"/>
-                <w:szCs w:val="24"/>
-              </w:rPr>
-              <w:t>Тестов</w:t>
-            </w:r>
-          </w:p>
-        </w:tc>
-      </w:tr>
-      <w:tr>
-        <w:tblPrEx>
-          <w:tblCellMar>
-            <w:top w:w="0" w:type="dxa"/>
-            <w:bottom w:w="0" w:type="dxa"/>
-          </w:tblCellMar>
-        </w:tblPrEx>
-        <w:trPr>
-          <w:cantSplit/>
-        </w:trPr>
-        <w:tc>
-          <w:tcPr>
-            <w:tcW w:w="7938" w:type="dxa"/>
-            <w:tcBorders>
-              <w:top w:val="single" w:sz="4" w:space="0" w:color="000000"/>
-              <w:left w:val="single" w:sz="4" w:space="0" w:color="000000"/>
-              <w:bottom w:val="single" w:sz="4" w:space="0" w:color="000000"/>
-              <w:right w:val="single" w:sz="4" w:space="0" w:color="000000"/>
-            </w:tcBorders>
-            <w:tcMar>
-              <w:top w:w="40" w:type="dxa"/>
-              <w:left w:w="90" w:type="dxa"/>
-              <w:bottom w:w="40" w:type="dxa"/>
-              <w:right w:w="90" w:type="dxa"/>
-            </w:tcMar>
-            <w:vAlign w:val="center"/>
-          </w:tcPr>
-          <w:p>
-            <w:pPr>
-              <w:spacing w:line="240" w:lineRule="auto"/>
-            </w:pPr>
-            <w:r>
-              <w:rPr>
-                <w:sz w:val="24"/>
-                <w:szCs w:val="24"/>
-              </w:rPr>
-              <w:t>Параметры и их проверка (Settings)</w:t>
-            </w:r>
-          </w:p>
-        </w:tc>
-        <w:tc>
-          <w:tcPr>
-            <w:tcW w:w="1418" w:type="dxa"/>
-            <w:tcBorders>
-              <w:top w:val="single" w:sz="4" w:space="0" w:color="000000"/>
-              <w:left w:val="single" w:sz="4" w:space="0" w:color="000000"/>
-              <w:bottom w:val="single" w:sz="4" w:space="0" w:color="000000"/>
-              <w:right w:val="single" w:sz="4" w:space="0" w:color="000000"/>
-            </w:tcBorders>
-            <w:tcMar>
-              <w:top w:w="40" w:type="dxa"/>
-              <w:left w:w="90" w:type="dxa"/>
-              <w:bottom w:w="40" w:type="dxa"/>
-              <w:right w:w="90" w:type="dxa"/>
-            </w:tcMar>
-            <w:vAlign w:val="center"/>
-          </w:tcPr>
-          <w:p>
-            <w:pPr>
-              <w:spacing w:line="240" w:lineRule="auto"/>
-            </w:pPr>
-            <w:r>
-              <w:rPr>
-                <w:sz w:val="24"/>
-                <w:szCs w:val="24"/>
-              </w:rPr>
-              <w:t>84</w:t>
-            </w:r>
-          </w:p>
-        </w:tc>
-      </w:tr>
-      <w:tr>
-        <w:tblPrEx>
-          <w:tblCellMar>
-            <w:top w:w="0" w:type="dxa"/>
-            <w:bottom w:w="0" w:type="dxa"/>
-          </w:tblCellMar>
-        </w:tblPrEx>
-        <w:trPr>
-          <w:cantSplit/>
-        </w:trPr>
-        <w:tc>
-          <w:tcPr>
-            <w:tcW w:w="7938" w:type="dxa"/>
-            <w:tcBorders>
-              <w:top w:val="single" w:sz="4" w:space="0" w:color="000000"/>
-              <w:left w:val="single" w:sz="4" w:space="0" w:color="000000"/>
-              <w:bottom w:val="single" w:sz="4" w:space="0" w:color="000000"/>
-              <w:right w:val="single" w:sz="4" w:space="0" w:color="000000"/>
-            </w:tcBorders>
-            <w:tcMar>
-              <w:top w:w="40" w:type="dxa"/>
-              <w:left w:w="90" w:type="dxa"/>
-              <w:bottom w:w="40" w:type="dxa"/>
-              <w:right w:w="90" w:type="dxa"/>
-            </w:tcMar>
-            <w:vAlign w:val="center"/>
-          </w:tcPr>
-          <w:p>
-            <w:pPr>
-              <w:spacing w:line="240" w:lineRule="auto"/>
-            </w:pPr>
-            <w:r>
-              <w:rPr>
-                <w:sz w:val="24"/>
-                <w:szCs w:val="24"/>
-              </w:rPr>
-              <w:t>Поле, координаты, зрение (World, Position)</w:t>
-            </w:r>
-          </w:p>
-        </w:tc>
-        <w:tc>
-          <w:tcPr>
-            <w:tcW w:w="1418" w:type="dxa"/>
-            <w:tcBorders>
-              <w:top w:val="single" w:sz="4" w:space="0" w:color="000000"/>
-              <w:left w:val="single" w:sz="4" w:space="0" w:color="000000"/>
-              <w:bottom w:val="single" w:sz="4" w:space="0" w:color="000000"/>
-              <w:right w:val="single" w:sz="4" w:space="0" w:color="000000"/>
-            </w:tcBorders>
-            <w:tcMar>
-              <w:top w:w="40" w:type="dxa"/>
-              <w:left w:w="90" w:type="dxa"/>
-              <w:bottom w:w="40" w:type="dxa"/>
-              <w:right w:w="90" w:type="dxa"/>
-            </w:tcMar>
-            <w:vAlign w:val="center"/>
-          </w:tcPr>
-          <w:p>
-            <w:pPr>
-              <w:spacing w:line="240" w:lineRule="auto"/>
-            </w:pPr>
-            <w:r>
-              <w:rPr>
-                <w:sz w:val="24"/>
-                <w:szCs w:val="24"/>
-              </w:rPr>
-              <w:t>58</w:t>
-            </w:r>
-          </w:p>
-        </w:tc>
-      </w:tr>
-      <w:tr>
-        <w:tblPrEx>
-          <w:tblCellMar>
-            <w:top w:w="0" w:type="dxa"/>
-            <w:bottom w:w="0" w:type="dxa"/>
-          </w:tblCellMar>
-        </w:tblPrEx>
-        <w:trPr>
-          <w:cantSplit/>
-        </w:trPr>
-        <w:tc>
-          <w:tcPr>
-            <w:tcW w:w="7938" w:type="dxa"/>
-            <w:tcBorders>
-              <w:top w:val="single" w:sz="4" w:space="0" w:color="000000"/>
-              <w:left w:val="single" w:sz="4" w:space="0" w:color="000000"/>
-              <w:bottom w:val="single" w:sz="4" w:space="0" w:color="000000"/>
-              <w:right w:val="single" w:sz="4" w:space="0" w:color="000000"/>
-            </w:tcBorders>
-            <w:tcMar>
-              <w:top w:w="40" w:type="dxa"/>
-              <w:left w:w="90" w:type="dxa"/>
-              <w:bottom w:w="40" w:type="dxa"/>
-              <w:right w:w="90" w:type="dxa"/>
-            </w:tcMar>
-            <w:vAlign w:val="center"/>
-          </w:tcPr>
-          <w:p>
-            <w:pPr>
-              <w:spacing w:line="240" w:lineRule="auto"/>
-            </w:pPr>
-            <w:r>
-              <w:rPr>
-                <w:sz w:val="24"/>
-                <w:szCs w:val="24"/>
-              </w:rPr>
-              <w:t>Агенты: энергия, деление, рост, поведение (Agent, Plant, Animal, Herbivore, Predator)</w:t>
-            </w:r>
-          </w:p>
-        </w:tc>
-        <w:tc>
-          <w:tcPr>
-            <w:tcW w:w="1418" w:type="dxa"/>
-            <w:tcBorders>
-              <w:top w:val="single" w:sz="4" w:space="0" w:color="000000"/>
-              <w:left w:val="single" w:sz="4" w:space="0" w:color="000000"/>
-              <w:bottom w:val="single" w:sz="4" w:space="0" w:color="000000"/>
-              <w:right w:val="single" w:sz="4" w:space="0" w:color="000000"/>
-            </w:tcBorders>
-            <w:tcMar>
-              <w:top w:w="40" w:type="dxa"/>
-              <w:left w:w="90" w:type="dxa"/>
-              <w:bottom w:w="40" w:type="dxa"/>
-              <w:right w:w="90" w:type="dxa"/>
-            </w:tcMar>
-            <w:vAlign w:val="center"/>
-          </w:tcPr>
-          <w:p>
-            <w:pPr>
-              <w:spacing w:line="240" w:lineRule="auto"/>
-            </w:pPr>
-            <w:r>
-              <w:rPr>
-                <w:sz w:val="24"/>
-                <w:szCs w:val="24"/>
-              </w:rPr>
-              <w:t>88</w:t>
-            </w:r>
-          </w:p>
-        </w:tc>
-      </w:tr>
-      <w:tr>
-        <w:tblPrEx>
-          <w:tblCellMar>
-            <w:top w:w="0" w:type="dxa"/>
-            <w:bottom w:w="0" w:type="dxa"/>
-          </w:tblCellMar>
-        </w:tblPrEx>
-        <w:trPr>
-          <w:cantSplit/>
-        </w:trPr>
-        <w:tc>
-          <w:tcPr>
-            <w:tcW w:w="7938" w:type="dxa"/>
-            <w:tcBorders>
-              <w:top w:val="single" w:sz="4" w:space="0" w:color="000000"/>
-              <w:left w:val="single" w:sz="4" w:space="0" w:color="000000"/>
-              <w:bottom w:val="single" w:sz="4" w:space="0" w:color="000000"/>
-              <w:right w:val="single" w:sz="4" w:space="0" w:color="000000"/>
-            </w:tcBorders>
-            <w:tcMar>
-              <w:top w:w="40" w:type="dxa"/>
-              <w:left w:w="90" w:type="dxa"/>
-              <w:bottom w:w="40" w:type="dxa"/>
-              <w:right w:w="90" w:type="dxa"/>
-            </w:tcMar>
-            <w:vAlign w:val="center"/>
-          </w:tcPr>
-          <w:p>
-            <w:pPr>
-              <w:spacing w:line="240" w:lineRule="auto"/>
-            </w:pPr>
-            <w:r>
-              <w:rPr>
-                <w:sz w:val="24"/>
-                <w:szCs w:val="24"/>
-              </w:rPr>
-              <w:t>Шаг симуляции и статистика (Simulation, Statistics)</w:t>
-            </w:r>
-          </w:p>
-        </w:tc>
-        <w:tc>
-          <w:tcPr>
-            <w:tcW w:w="1418" w:type="dxa"/>
-            <w:tcBorders>
-              <w:top w:val="single" w:sz="4" w:space="0" w:color="000000"/>
-              <w:left w:val="single" w:sz="4" w:space="0" w:color="000000"/>
-              <w:bottom w:val="single" w:sz="4" w:space="0" w:color="000000"/>
-              <w:right w:val="single" w:sz="4" w:space="0" w:color="000000"/>
-            </w:tcBorders>
-            <w:tcMar>
-              <w:top w:w="40" w:type="dxa"/>
-              <w:left w:w="90" w:type="dxa"/>
-              <w:bottom w:w="40" w:type="dxa"/>
-              <w:right w:w="90" w:type="dxa"/>
-            </w:tcMar>
-            <w:vAlign w:val="center"/>
-          </w:tcPr>
-          <w:p>
-            <w:pPr>
-              <w:spacing w:line="240" w:lineRule="auto"/>
-            </w:pPr>
-            <w:r>
-              <w:rPr>
-                <w:sz w:val="24"/>
-                <w:szCs w:val="24"/>
-              </w:rPr>
-              <w:t>22</w:t>
-            </w:r>
-          </w:p>
-        </w:tc>
-      </w:tr>
-      <w:tr>
-        <w:tblPrEx>
-          <w:tblCellMar>
-            <w:top w:w="0" w:type="dxa"/>
-            <w:bottom w:w="0" w:type="dxa"/>
-          </w:tblCellMar>
-        </w:tblPrEx>
-        <w:trPr>
-          <w:cantSplit/>
-        </w:trPr>
-        <w:tc>
-          <w:tcPr>
-            <w:tcW w:w="7938" w:type="dxa"/>
-            <w:tcBorders>
-              <w:top w:val="single" w:sz="4" w:space="0" w:color="000000"/>
-              <w:left w:val="single" w:sz="4" w:space="0" w:color="000000"/>
-              <w:bottom w:val="single" w:sz="4" w:space="0" w:color="000000"/>
-              <w:right w:val="single" w:sz="4" w:space="0" w:color="000000"/>
-            </w:tcBorders>
-            <w:tcMar>
-              <w:top w:w="40" w:type="dxa"/>
-              <w:left w:w="90" w:type="dxa"/>
-              <w:bottom w:w="40" w:type="dxa"/>
-              <w:right w:w="90" w:type="dxa"/>
-            </w:tcMar>
-            <w:vAlign w:val="center"/>
-          </w:tcPr>
-          <w:p>
-            <w:pPr>
-              <w:spacing w:line="240" w:lineRule="auto"/>
-            </w:pPr>
-            <w:r>
-              <w:rPr>
-                <w:sz w:val="24"/>
-                <w:szCs w:val="24"/>
-              </w:rPr>
-              <w:t>Сохранение всех видов на 5000 шагах при параметрах по умолчанию (BalanceTest)</w:t>
-            </w:r>
-          </w:p>
-        </w:tc>
-        <w:tc>
-          <w:tcPr>
-            <w:tcW w:w="1418" w:type="dxa"/>
-            <w:tcBorders>
-              <w:top w:val="single" w:sz="4" w:space="0" w:color="000000"/>
-              <w:left w:val="single" w:sz="4" w:space="0" w:color="000000"/>
-              <w:bottom w:val="single" w:sz="4" w:space="0" w:color="000000"/>
-              <w:right w:val="single" w:sz="4" w:space="0" w:color="000000"/>
-            </w:tcBorders>
-            <w:tcMar>
-              <w:top w:w="40" w:type="dxa"/>
-              <w:left w:w="90" w:type="dxa"/>
-              <w:bottom w:w="40" w:type="dxa"/>
-              <w:right w:w="90" w:type="dxa"/>
-            </w:tcMar>
-            <w:vAlign w:val="center"/>
-          </w:tcPr>
-          <w:p>
-            <w:pPr>
-              <w:spacing w:line="240" w:lineRule="auto"/>
-            </w:pPr>
-            <w:r>
-              <w:rPr>
-                <w:sz w:val="24"/>
-                <w:szCs w:val="24"/>
-              </w:rPr>
-              <w:t>5</w:t>
-            </w:r>
-          </w:p>
-        </w:tc>
-      </w:tr>
-      <w:tr>
-        <w:tblPrEx>
-          <w:tblCellMar>
-            <w:top w:w="0" w:type="dxa"/>
-            <w:bottom w:w="0" w:type="dxa"/>
-          </w:tblCellMar>
-        </w:tblPrEx>
-        <w:trPr>
-          <w:cantSplit/>
-        </w:trPr>
-        <w:tc>
-          <w:tcPr>
-            <w:tcW w:w="7938" w:type="dxa"/>
-            <w:tcBorders>
-              <w:top w:val="single" w:sz="4" w:space="0" w:color="000000"/>
-              <w:left w:val="single" w:sz="4" w:space="0" w:color="000000"/>
-              <w:bottom w:val="single" w:sz="4" w:space="0" w:color="000000"/>
-              <w:right w:val="single" w:sz="4" w:space="0" w:color="000000"/>
-            </w:tcBorders>
-            <w:tcMar>
-              <w:top w:w="40" w:type="dxa"/>
-              <w:left w:w="90" w:type="dxa"/>
-              <w:bottom w:w="40" w:type="dxa"/>
-              <w:right w:w="90" w:type="dxa"/>
-            </w:tcMar>
-            <w:vAlign w:val="center"/>
-          </w:tcPr>
-          <w:p>
-            <w:pPr>
-              <w:spacing w:line="240" w:lineRule="auto"/>
-            </w:pPr>
-            <w:r>
-              <w:rPr>
-                <w:sz w:val="24"/>
-                <w:szCs w:val="24"/>
-              </w:rPr>
-              <w:t>Консольная версия: команды, вывод, цикл ввода</w:t>
-            </w:r>
-          </w:p>
-        </w:tc>
-        <w:tc>
-          <w:tcPr>
-            <w:tcW w:w="1418" w:type="dxa"/>
-            <w:tcBorders>
-              <w:top w:val="single" w:sz="4" w:space="0" w:color="000000"/>
-              <w:left w:val="single" w:sz="4" w:space="0" w:color="000000"/>
-              <w:bottom w:val="single" w:sz="4" w:space="0" w:color="000000"/>
-              <w:right w:val="single" w:sz="4" w:space="0" w:color="000000"/>
-            </w:tcBorders>
-            <w:tcMar>
-              <w:top w:w="40" w:type="dxa"/>
-              <w:left w:w="90" w:type="dxa"/>
-              <w:bottom w:w="40" w:type="dxa"/>
-              <w:right w:w="90" w:type="dxa"/>
-            </w:tcMar>
-            <w:vAlign w:val="center"/>
-          </w:tcPr>
-          <w:p>
-            <w:pPr>
-              <w:spacing w:line="240" w:lineRule="auto"/>
-            </w:pPr>
-            <w:r>
-              <w:rPr>
-                <w:sz w:val="24"/>
-                <w:szCs w:val="24"/>
-              </w:rPr>
-              <w:t>81</w:t>
-            </w:r>
-          </w:p>
-        </w:tc>
-      </w:tr>
-      <w:tr>
-        <w:tblPrEx>
-          <w:tblCellMar>
-            <w:top w:w="0" w:type="dxa"/>
-            <w:bottom w:w="0" w:type="dxa"/>
-          </w:tblCellMar>
-        </w:tblPrEx>
-        <w:trPr>
-          <w:cantSplit/>
-        </w:trPr>
-        <w:tc>
-          <w:tcPr>
-            <w:tcW w:w="7938" w:type="dxa"/>
-            <w:tcBorders>
-              <w:top w:val="single" w:sz="4" w:space="0" w:color="000000"/>
-              <w:left w:val="single" w:sz="4" w:space="0" w:color="000000"/>
-              <w:bottom w:val="single" w:sz="4" w:space="0" w:color="000000"/>
-              <w:right w:val="single" w:sz="4" w:space="0" w:color="000000"/>
-            </w:tcBorders>
-            <w:tcMar>
-              <w:top w:w="40" w:type="dxa"/>
-              <w:left w:w="90" w:type="dxa"/>
-              <w:bottom w:w="40" w:type="dxa"/>
-              <w:right w:w="90" w:type="dxa"/>
-            </w:tcMar>
-            <w:vAlign w:val="center"/>
-          </w:tcPr>
-          <w:p>
-            <w:pPr>
-              <w:spacing w:line="240" w:lineRule="auto"/>
-            </w:pPr>
-            <w:r>
-              <w:rPr>
-                <w:sz w:val="24"/>
-                <w:szCs w:val="24"/>
-              </w:rPr>
-              <w:t>Контроллер окна, форма параметров, шкала скорости, SafeText</w:t>
-            </w:r>
-          </w:p>
-        </w:tc>
-        <w:tc>
-          <w:tcPr>
-            <w:tcW w:w="1418" w:type="dxa"/>
-            <w:tcBorders>
-              <w:top w:val="single" w:sz="4" w:space="0" w:color="000000"/>
-              <w:left w:val="single" w:sz="4" w:space="0" w:color="000000"/>
-              <w:bottom w:val="single" w:sz="4" w:space="0" w:color="000000"/>
-              <w:right w:val="single" w:sz="4" w:space="0" w:color="000000"/>
-            </w:tcBorders>
-            <w:tcMar>
-              <w:top w:w="40" w:type="dxa"/>
-              <w:left w:w="90" w:type="dxa"/>
-              <w:bottom w:w="40" w:type="dxa"/>
-              <w:right w:w="90" w:type="dxa"/>
-            </w:tcMar>
-            <w:vAlign w:val="center"/>
-          </w:tcPr>
-          <w:p>
-            <w:pPr>
-              <w:spacing w:line="240" w:lineRule="auto"/>
-            </w:pPr>
-            <w:r>
-              <w:rPr>
-                <w:sz w:val="24"/>
-                <w:szCs w:val="24"/>
-              </w:rPr>
-              <w:t>79</w:t>
-            </w:r>
-          </w:p>
-        </w:tc>
-      </w:tr>
-      <w:tr>
-        <w:tblPrEx>
-          <w:tblCellMar>
-            <w:top w:w="0" w:type="dxa"/>
-            <w:bottom w:w="0" w:type="dxa"/>
-          </w:tblCellMar>
-        </w:tblPrEx>
-        <w:trPr>
-          <w:cantSplit/>
-        </w:trPr>
-        <w:tc>
-          <w:tcPr>
-            <w:tcW w:w="7938" w:type="dxa"/>
-            <w:tcBorders>
-              <w:top w:val="single" w:sz="4" w:space="0" w:color="000000"/>
-              <w:left w:val="single" w:sz="4" w:space="0" w:color="000000"/>
-              <w:bottom w:val="single" w:sz="4" w:space="0" w:color="000000"/>
-              <w:right w:val="single" w:sz="4" w:space="0" w:color="000000"/>
-            </w:tcBorders>
-            <w:tcMar>
-              <w:top w:w="40" w:type="dxa"/>
-              <w:left w:w="90" w:type="dxa"/>
-              <w:bottom w:w="40" w:type="dxa"/>
-              <w:right w:w="90" w:type="dxa"/>
-            </w:tcMar>
-            <w:vAlign w:val="center"/>
-          </w:tcPr>
-          <w:p>
-            <w:pPr>
-              <w:spacing w:line="240" w:lineRule="auto"/>
-            </w:pPr>
-            <w:r>
-              <w:rPr>
-                <w:b/>
-                <w:bCs/>
-                <w:sz w:val="24"/>
-                <w:szCs w:val="24"/>
-              </w:rPr>
-              <w:t>Всего</w:t>
-            </w:r>
-          </w:p>
-        </w:tc>
-        <w:tc>
-          <w:tcPr>
-            <w:tcW w:w="1418" w:type="dxa"/>
-            <w:tcBorders>
-              <w:top w:val="single" w:sz="4" w:space="0" w:color="000000"/>
-              <w:left w:val="single" w:sz="4" w:space="0" w:color="000000"/>
-              <w:bottom w:val="single" w:sz="4" w:space="0" w:color="000000"/>
-              <w:right w:val="single" w:sz="4" w:space="0" w:color="000000"/>
-            </w:tcBorders>
-            <w:tcMar>
-              <w:top w:w="40" w:type="dxa"/>
-              <w:left w:w="90" w:type="dxa"/>
-              <w:bottom w:w="40" w:type="dxa"/>
-              <w:right w:w="90" w:type="dxa"/>
-            </w:tcMar>
-            <w:vAlign w:val="center"/>
-          </w:tcPr>
-          <w:p>
-            <w:pPr>
-              <w:spacing w:line="240" w:lineRule="auto"/>
-            </w:pPr>
-            <w:r>
-              <w:rPr>
-                <w:b/>
-                <w:bCs/>
-                <w:sz w:val="24"/>
-                <w:szCs w:val="24"/>
-              </w:rPr>
-              <w:t>417</w:t>
-            </w:r>
-          </w:p>
-        </w:tc>
-      </w:tr>
-    </w:tbl>
-    <w:p>
-      <w:pPr>
-        <w:spacing w:after="120"/>
-      </w:pPr>
-    </w:p>
-    <w:p>
-      <w:pPr>
-        <w:ind w:firstLine="709"/>
-        <w:jc w:val="both"/>
-      </w:pPr>
-      <w:r>
-        <w:t xml:space="preserve">Качество тестов проверено мутационным тестированием: в код намеренно вносились небольшие ошибки (замена «&gt;» на «&gt;=», удаление вызова, перестановка аргументов и т. п.), после чего запускались тесты. Всего внесено 189 мутаций; мутации, не обнаруженные тестами с первого раза, указали на пропущенные случаи (например, квадратные поля не отличали </w:t>
-      </w:r>
-      <w:r>
-        <w:lastRenderedPageBreak/>
-        <w:t>ширину от высоты), и для них были добавлены тесты. Оконная версия дополнительно проверена живым запуском: нажатием кнопок, вводом ошибочных параметров и закрытием окна.</w:t>
-      </w:r>
-    </w:p>
-    <w:p>
-      <w:pPr>
         <w:pStyle w:val="Heading1"/>
         <w:keepNext/>
         <w:pageBreakBefore/>
         <w:spacing w:after="240"/>
         <w:ind w:firstLine="709"/>
       </w:pPr>
-      <w:bookmarkStart w:id="23" w:name="_Toc240530652"/>
+      <w:bookmarkStart w:id="22" w:name="_Toc240530652"/>
       <w:r>
         <w:lastRenderedPageBreak/>
         <w:t>5 Результаты работы</w:t>
       </w:r>
-      <w:bookmarkEnd w:id="23"/>
+      <w:bookmarkEnd w:id="22"/>
     </w:p>
     <w:p>
       <w:pPr>
@@ -7095,11 +6188,11 @@
         <w:spacing w:before="240" w:after="120"/>
         <w:ind w:firstLine="709"/>
       </w:pPr>
-      <w:bookmarkStart w:id="24" w:name="_Toc240530653"/>
+      <w:bookmarkStart w:id="23" w:name="_Toc240530653"/>
       <w:r>
         <w:t>5.1 Консольная версия</w:t>
       </w:r>
-      <w:bookmarkEnd w:id="24"/>
+      <w:bookmarkEnd w:id="23"/>
     </w:p>
     <w:p>
       <w:pPr>
@@ -7308,11 +6401,11 @@
         <w:spacing w:before="240" w:after="120"/>
         <w:ind w:firstLine="709"/>
       </w:pPr>
-      <w:bookmarkStart w:id="25" w:name="_Toc240530654"/>
+      <w:bookmarkStart w:id="24" w:name="_Toc240530654"/>
       <w:r>
         <w:t>5.2 Оконная версия</w:t>
       </w:r>
-      <w:bookmarkEnd w:id="25"/>
+      <w:bookmarkEnd w:id="24"/>
     </w:p>
     <w:p>
       <w:pPr>
@@ -7522,12 +6615,12 @@
         <w:spacing w:after="240"/>
         <w:ind w:firstLine="709"/>
       </w:pPr>
-      <w:bookmarkStart w:id="26" w:name="_Toc240530655"/>
+      <w:bookmarkStart w:id="25" w:name="_Toc240530655"/>
       <w:r>
         <w:lastRenderedPageBreak/>
         <w:t>Заключение</w:t>
       </w:r>
-      <w:bookmarkEnd w:id="26"/>
+      <w:bookmarkEnd w:id="25"/>
     </w:p>
     <w:p>
       <w:pPr>
@@ -7551,9 +6644,12 @@
       <w:pPr>
         <w:ind w:firstLine="709"/>
         <w:jc w:val="both"/>
-      </w:pPr>
-      <w:r>
-        <w:t>Параметры подобраны автоматическим перебором так, чтобы жизнь не прекращалась: при параметрах по умолчанию все три вида сохранились во всех 40 проверочных прогонах по 10 000 шагов. Корректность программы подтверждена 417 автоматическими тестами, мутационным тестированием и проверкой работы интерфейса.</w:t>
+        <w:rPr>
+          <w:lang w:val="ru-RU"/>
+        </w:rPr>
+      </w:pPr>
+      <w:r>
+        <w:t>Параметры подобраны автоматическим перебором так, чтобы жизнь не прекращалась: при параметрах по умолчанию все три вида сохранились во всех 40 проверочных прогонах по 10 000 шагов.</w:t>
       </w:r>
     </w:p>
     <w:p>
@@ -7564,12 +6660,12 @@
         <w:spacing w:after="240"/>
         <w:ind w:firstLine="709"/>
       </w:pPr>
-      <w:bookmarkStart w:id="27" w:name="_Toc240530656"/>
+      <w:bookmarkStart w:id="26" w:name="_Toc240530656"/>
       <w:r>
         <w:lastRenderedPageBreak/>
         <w:t>Приложение А. Текст программы</w:t>
       </w:r>
-      <w:bookmarkEnd w:id="27"/>
+      <w:bookmarkEnd w:id="26"/>
     </w:p>
     <w:p>
       <w:pPr>
@@ -24297,39 +23393,7 @@
           <w:sz w:val="17"/>
           <w:szCs w:val="17"/>
         </w:rPr>
-        <w:t xml:space="preserve">    /** Только ASCII-цифры, необязательный знак: «</w:t>
-      </w:r>
-      <w:r>
-        <w:rPr>
-          <w:rFonts w:ascii="Courier New" w:eastAsia="Courier New" w:hAnsi="Courier New" w:cs="Courier New"/>
-          <w:sz w:val="17"/>
-          <w:szCs w:val="17"/>
-        </w:rPr>
-        <w:t>５</w:t>
-      </w:r>
-      <w:r>
-        <w:rPr>
-          <w:rFonts w:ascii="Courier New" w:eastAsia="Courier New" w:hAnsi="Courier New" w:cs="Courier New"/>
-          <w:sz w:val="17"/>
-          <w:szCs w:val="17"/>
-        </w:rPr>
-        <w:t>» или «</w:t>
-      </w:r>
-      <w:r>
-        <w:rPr>
-          <w:rFonts w:ascii="Courier New" w:eastAsia="Courier New" w:hAnsi="Courier New" w:cs="Courier New"/>
-          <w:sz w:val="17"/>
-          <w:szCs w:val="17"/>
-        </w:rPr>
-        <w:t>٣</w:t>
-      </w:r>
-      <w:r>
-        <w:rPr>
-          <w:rFonts w:ascii="Courier New" w:eastAsia="Courier New" w:hAnsi="Courier New" w:cs="Courier New"/>
-          <w:sz w:val="17"/>
-          <w:szCs w:val="17"/>
-        </w:rPr>
-        <w:t>» числом не считаются. */</w:t>
+        <w:t xml:space="preserve">    /** Только ASCII-цифры, необязательный знак: «５» или «٣» числом не считаются. */</w:t>
       </w:r>
     </w:p>
     <w:p>
@@ -28207,39 +27271,7 @@
           <w:sz w:val="17"/>
           <w:szCs w:val="17"/>
         </w:rPr>
-        <w:t xml:space="preserve">    /** Только ASCII-цифры: «</w:t>
-      </w:r>
-      <w:r>
-        <w:rPr>
-          <w:rFonts w:ascii="Courier New" w:eastAsia="Courier New" w:hAnsi="Courier New" w:cs="Courier New"/>
-          <w:sz w:val="17"/>
-          <w:szCs w:val="17"/>
-        </w:rPr>
-        <w:t>５</w:t>
-      </w:r>
-      <w:r>
-        <w:rPr>
-          <w:rFonts w:ascii="Courier New" w:eastAsia="Courier New" w:hAnsi="Courier New" w:cs="Courier New"/>
-          <w:sz w:val="17"/>
-          <w:szCs w:val="17"/>
-        </w:rPr>
-        <w:t>» или «</w:t>
-      </w:r>
-      <w:r>
-        <w:rPr>
-          <w:rFonts w:ascii="Courier New" w:eastAsia="Courier New" w:hAnsi="Courier New" w:cs="Courier New"/>
-          <w:sz w:val="17"/>
-          <w:szCs w:val="17"/>
-        </w:rPr>
-        <w:t>٣</w:t>
-      </w:r>
-      <w:r>
-        <w:rPr>
-          <w:rFonts w:ascii="Courier New" w:eastAsia="Courier New" w:hAnsi="Courier New" w:cs="Courier New"/>
-          <w:sz w:val="17"/>
-          <w:szCs w:val="17"/>
-        </w:rPr>
-        <w:t>» — не число для нас. */</w:t>
+        <w:t xml:space="preserve">    /** Только ASCII-цифры: «５» или «٣» — не число для нас. */</w:t>
       </w:r>
     </w:p>
     <w:p>
@@ -36894,7 +35926,15 @@
         <w:sz w:val="24"/>
         <w:szCs w:val="24"/>
       </w:rPr>
-      <w:t>16</w:t>
+      <w:t>1</w:t>
+    </w:r>
+    <w:r>
+      <w:rPr>
+        <w:noProof/>
+        <w:sz w:val="24"/>
+        <w:szCs w:val="24"/>
+      </w:rPr>
+      <w:t>6</w:t>
     </w:r>
     <w:r>
       <w:rPr>
@@ -36940,7 +35980,15 @@
         <w:sz w:val="24"/>
         <w:szCs w:val="24"/>
       </w:rPr>
-      <w:t>18</w:t>
+      <w:t>1</w:t>
+    </w:r>
+    <w:r>
+      <w:rPr>
+        <w:noProof/>
+        <w:sz w:val="24"/>
+        <w:szCs w:val="24"/>
+      </w:rPr>
+      <w:t>8</w:t>
     </w:r>
     <w:r>
       <w:rPr>
